--- a/diplom/08_глава_3_4_до_заключения.docx
+++ b/diplom/08_глава_3_4_до_заключения.docx
@@ -531,7 +531,7 @@
         <w:rPr>
           <w:lang w:val="ru-RU"/>
         </w:rPr>
-        <w:t>ся ключевые финансовые параметры, включая ставку дисконтирования и степень детализации при формировании результатов вычислений. Ставка дисконтирования для операций в рублях установлена на уровне 21% (соответствует ключевой ставке Банка России на момент ста</w:t>
+        <w:t>ся ключевые финансовые параметры, включая ставку дисконтирования и степень детализации при формировании результатов вычислений. Ставка дисконтирования для операций в рублях установлена на уровне 16% (соответствует ключевой ставке Банка России на момент ста</w:t>
       </w:r>
       <w:r>
         <w:rPr>
@@ -2162,31 +2162,24 @@
         <w:rPr>
           <w:lang w:val="ru-RU"/>
         </w:rPr>
-        <w:t>– Дисконтированный срок окупаемости (</w:t>
-      </w:r>
-      <w:r>
-        <w:t>DPP</w:t>
-      </w:r>
-      <w:r>
-        <w:rPr>
-          <w:lang w:val="ru-RU"/>
-        </w:rPr>
-        <w:t xml:space="preserve">) – [ЗНАЧЕНИЕ ИЗ </w:t>
-      </w:r>
-      <w:r>
-        <w:t>PE</w:t>
-      </w:r>
-      <w:r>
-        <w:rPr>
-          <w:lang w:val="ru-RU"/>
-        </w:rPr>
-        <w:t>] месяцев при общей дл</w:t>
-      </w:r>
-      <w:r>
-        <w:rPr>
-          <w:lang w:val="ru-RU"/>
-        </w:rPr>
-        <w:t>ительности проекта 36 месяцев, что означает возврат вложенных средств с учётом временной стоимости денег;</w:t>
+        <w:t>– Дисконтированный срок окупаемости (DPP) – 30 месяцев при общей длительности проекта 36 месяцев, что означает возврат вложенных средств с учётом временной стоимости денег;</w:t>
+      </w:r>
+      <w:r/>
+      <w:r>
+        <w:rPr>
+          <w:lang w:val="ru-RU"/>
+        </w:rPr>
+      </w:r>
+      <w:r/>
+      <w:r>
+        <w:rPr>
+          <w:lang w:val="ru-RU"/>
+        </w:rPr>
+      </w:r>
+      <w:r>
+        <w:rPr>
+          <w:lang w:val="ru-RU"/>
+        </w:rPr>
       </w:r>
     </w:p>
     <w:p>
@@ -2199,34 +2192,25 @@
         <w:rPr>
           <w:lang w:val="ru-RU"/>
         </w:rPr>
-        <w:t>– Индекс прибыльности (</w:t>
-      </w:r>
-      <w:r>
-        <w:t>PI</w:t>
-      </w:r>
-      <w:r>
-        <w:rPr>
-          <w:lang w:val="ru-RU"/>
-        </w:rPr>
-        <w:t xml:space="preserve">) – [ЗНАЧЕНИЕ ИЗ </w:t>
-      </w:r>
-      <w:r>
-        <w:t>PE</w:t>
-      </w:r>
-      <w:r>
-        <w:rPr>
-          <w:lang w:val="ru-RU"/>
-        </w:rPr>
-        <w:t>], то есть каждый вложенный рубль генерирует [</w:t>
-      </w:r>
-      <w:r>
-        <w:t>X</w:t>
-      </w:r>
-      <w:r>
-        <w:rPr>
-          <w:lang w:val="ru-RU"/>
-        </w:rPr>
-        <w:t>] копеек дисконтированного дохода;</w:t>
+        <w:t>– Индекс прибыльности (PI) – 1,31, то есть каждый вложенный рубль генерирует 31 копейку дисконтированного дохода;</w:t>
+      </w:r>
+      <w:r/>
+      <w:r>
+        <w:rPr>
+          <w:lang w:val="ru-RU"/>
+        </w:rPr>
+      </w:r>
+      <w:r/>
+      <w:r>
+        <w:rPr>
+          <w:lang w:val="ru-RU"/>
+        </w:rPr>
+      </w:r>
+      <w:r/>
+      <w:r>
+        <w:rPr>
+          <w:lang w:val="ru-RU"/>
+        </w:rPr>
       </w:r>
     </w:p>
     <w:p>
@@ -2239,32 +2223,24 @@
         <w:rPr>
           <w:lang w:val="ru-RU"/>
         </w:rPr>
-        <w:lastRenderedPageBreak/>
-        <w:t>– Чистый дисконтированны</w:t>
-      </w:r>
-      <w:r>
-        <w:rPr>
-          <w:lang w:val="ru-RU"/>
-        </w:rPr>
-        <w:t>й доход (</w:t>
-      </w:r>
-      <w:r>
-        <w:t>NPV</w:t>
-      </w:r>
-      <w:r>
-        <w:rPr>
-          <w:lang w:val="ru-RU"/>
-        </w:rPr>
-        <w:t xml:space="preserve">) – положительный, составляет [ЗНАЧЕНИЕ ИЗ </w:t>
-      </w:r>
-      <w:r>
-        <w:t>PE</w:t>
-      </w:r>
-      <w:r>
-        <w:rPr>
-          <w:lang w:val="ru-RU"/>
-        </w:rPr>
-        <w:t>] рублей;</w:t>
+        <w:t>– Чистый дисконтированный доход (NPV) – положительный, составляет 2 461 669 рублей;</w:t>
+      </w:r>
+      <w:r>
+        <w:rPr>
+          <w:lang w:val="ru-RU"/>
+        </w:rPr>
+      </w:r>
+      <w:r/>
+      <w:r>
+        <w:rPr>
+          <w:lang w:val="ru-RU"/>
+        </w:rPr>
+      </w:r>
+      <w:r/>
+      <w:r>
+        <w:rPr>
+          <w:lang w:val="ru-RU"/>
+        </w:rPr>
       </w:r>
     </w:p>
     <w:p>
@@ -2277,25 +2253,19 @@
         <w:rPr>
           <w:lang w:val="ru-RU"/>
         </w:rPr>
-        <w:t>– Внутренняя норма доходности (</w:t>
-      </w:r>
-      <w:r>
-        <w:t>IRR</w:t>
-      </w:r>
-      <w:r>
-        <w:rPr>
-          <w:lang w:val="ru-RU"/>
-        </w:rPr>
-        <w:t xml:space="preserve">) – [ЗНАЧЕНИЕ ИЗ </w:t>
-      </w:r>
-      <w:r>
-        <w:t>PE</w:t>
-      </w:r>
-      <w:r>
-        <w:rPr>
-          <w:lang w:val="ru-RU"/>
-        </w:rPr>
-        <w:t>]%, что превышает ставку дисконтирования (21%) и подтверждает экономическую целесообразность проекта.</w:t>
+        <w:t>– Внутренняя норма доходности (IRR) – 35,67%, что превышает ставку дисконтирования (16%) и подтверждает экономическую целесообразность проекта.</w:t>
+      </w:r>
+      <w:r/>
+      <w:r>
+        <w:rPr>
+          <w:lang w:val="ru-RU"/>
+        </w:rPr>
+      </w:r>
+      <w:r/>
+      <w:r>
+        <w:rPr>
+          <w:lang w:val="ru-RU"/>
+        </w:rPr>
       </w:r>
     </w:p>
     <w:p>
@@ -3007,55 +2977,41 @@
         <w:rPr>
           <w:lang w:val="ru-RU"/>
         </w:rPr>
-        <w:t xml:space="preserve">Результаты анализа чувствительности показывают, что наиболее существенное влияние на эффективность проекта оказывает параметр «объём сбыта». Для поддержания положительного значения </w:t>
-      </w:r>
-      <w:r>
-        <w:t>NPV</w:t>
-      </w:r>
-      <w:r>
-        <w:rPr>
-          <w:lang w:val="ru-RU"/>
-        </w:rPr>
-        <w:t xml:space="preserve"> и индекса пр</w:t>
-      </w:r>
-      <w:r>
-        <w:rPr>
-          <w:lang w:val="ru-RU"/>
-        </w:rPr>
-        <w:t xml:space="preserve">ибыльности выше единицы максимально допустимое снижение объёма продаж составляет [ЗНАЧЕНИЕ ИЗ </w:t>
-      </w:r>
-      <w:r>
-        <w:t>PE</w:t>
-      </w:r>
-      <w:r>
-        <w:rPr>
-          <w:lang w:val="ru-RU"/>
-        </w:rPr>
-        <w:t xml:space="preserve">]% от планового уровня. Снижение цены реализации критично при отклонении более [ЗНАЧЕНИЕ ИЗ </w:t>
-      </w:r>
-      <w:r>
-        <w:t>PE</w:t>
-      </w:r>
-      <w:r>
-        <w:rPr>
-          <w:lang w:val="ru-RU"/>
-        </w:rPr>
-        <w:t>]%. Рост себестоимости комплектующих допустим в пределах [ЗНАЧЕНИЕ</w:t>
-      </w:r>
-      <w:r>
-        <w:rPr>
-          <w:lang w:val="ru-RU"/>
-        </w:rPr>
-        <w:t xml:space="preserve"> ИЗ </w:t>
-      </w:r>
-      <w:r>
-        <w:t>PE</w:t>
-      </w:r>
-      <w:r>
-        <w:rPr>
-          <w:lang w:val="ru-RU"/>
-        </w:rPr>
-        <w:t>]% без потери рентабельности.</w:t>
+        <w:t>Результаты анализа чувствительности показывают, что наиболее существенное влияние на эффективность проекта оказывает параметр «объём сбыта». Для поддержания положительного значения NPV и индекса прибыльности выше единицы максимально допустимое снижение объёма продаж составляет 15–20% от планового уровня. Снижение цены реализации критично при отклонении более 15-20%. Рост себестоимости комплектующих допустим в пределах 15-20% без потери рентабельности.</w:t>
+      </w:r>
+      <w:r/>
+      <w:r>
+        <w:rPr>
+          <w:lang w:val="ru-RU"/>
+        </w:rPr>
+      </w:r>
+      <w:r>
+        <w:rPr>
+          <w:lang w:val="ru-RU"/>
+        </w:rPr>
+      </w:r>
+      <w:r/>
+      <w:r>
+        <w:rPr>
+          <w:lang w:val="ru-RU"/>
+        </w:rPr>
+      </w:r>
+      <w:r/>
+      <w:r>
+        <w:rPr>
+          <w:lang w:val="ru-RU"/>
+        </w:rPr>
+      </w:r>
+      <w:r>
+        <w:rPr>
+          <w:lang w:val="ru-RU"/>
+        </w:rPr>
+      </w:r>
+      <w:r/>
+      <w:r>
+        <w:rPr>
+          <w:lang w:val="ru-RU"/>
+        </w:rPr>
       </w:r>
     </w:p>
     <w:p>
@@ -3277,7 +3233,7 @@
         <w:rPr>
           <w:lang w:val="ru-RU"/>
         </w:rPr>
-        <w:t>) составляет [ЗНАЧЕНИЕ] рублей, что свидетельствует о создании добавленной стоимости сверх требуемой нормы доходности;</w:t>
+        <w:t>) составляет 2 461 669 рублей, что свидетельствует о создании добавленной стоимости сверх требуемой нормы доходности;</w:t>
       </w:r>
     </w:p>
     <w:p>
@@ -3305,7 +3261,7 @@
         <w:rPr>
           <w:lang w:val="ru-RU"/>
         </w:rPr>
-        <w:t>) равна [ЗНАЧЕНИЕ]%, превышая ставку дисконтирования (21%) и стоимость заёмного капитала (12%);</w:t>
+        <w:t>) равна 35,67%, превышая ставку дисконтирования (16%) и стоимость заёмного капитала (12%);</w:t>
       </w:r>
     </w:p>
     <w:p>
@@ -3328,7 +3284,7 @@
         <w:rPr>
           <w:lang w:val="ru-RU"/>
         </w:rPr>
-        <w:t>) составляет [ЗНАЧЕНИЕ], подтверждая, что каждый вложенный рубль генерирует более одного рубля дисконтированного дохода;</w:t>
+        <w:t>) составляет 1,31, подтверждая, что каждый вложенный рубль генерирует более одного рубля дисконтированного дохода;</w:t>
       </w:r>
     </w:p>
     <w:p>
@@ -3356,7 +3312,7 @@
         <w:rPr>
           <w:lang w:val="ru-RU"/>
         </w:rPr>
-        <w:t>) составляет [ЗНАЧЕНИЕ] месяцев, что находится в пределах горизонта планирования (36 месяцев);</w:t>
+        <w:t>) составляет 30 месяцев, что находится в пределах горизонта планирования (36 месяцев);</w:t>
       </w:r>
     </w:p>
     <w:p>
@@ -3369,7 +3325,7 @@
         <w:rPr>
           <w:lang w:val="ru-RU"/>
         </w:rPr>
-        <w:t>– запас финансовой прочности проекта позволяет выдержать снижение объёмов продаж до [ЗНАЧЕНИЕ]% без потери рентабельности.</w:t>
+        <w:t>– запас финансовой прочности проекта позволяет выдержать снижение объёмов продаж до 15-20% без потери рентабельности.</w:t>
       </w:r>
     </w:p>
     <w:p>
